--- a/Assignment declaration v1.3.docx
+++ b/Assignment declaration v1.3.docx
@@ -876,7 +876,7 @@
                 <w:sz w:val="20"/>
                 <w:szCs w:val="20"/>
               </w:rPr>
-              <w:t>Santo</w:t>
+              <w:t>Santo Rae</w:t>
             </w:r>
           </w:p>
         </w:tc>
@@ -1478,37 +1478,7 @@
                 <w:sz w:val="20"/>
                 <w:szCs w:val="20"/>
               </w:rPr>
-              <w:t xml:space="preserve"> Tiernan Martin: at this point in </w:t>
-            </w:r>
-            <w:proofErr w:type="gramStart"/>
-            <w:r>
-              <w:rPr>
-                <w:sz w:val="20"/>
-                <w:szCs w:val="20"/>
-              </w:rPr>
-              <w:t>time</w:t>
-            </w:r>
-            <w:proofErr w:type="gramEnd"/>
-            <w:r>
-              <w:rPr>
-                <w:sz w:val="20"/>
-                <w:szCs w:val="20"/>
-              </w:rPr>
-              <w:t xml:space="preserve"> I have </w:t>
-            </w:r>
-            <w:r>
-              <w:rPr>
-                <w:sz w:val="20"/>
-                <w:szCs w:val="20"/>
-              </w:rPr>
-              <w:t xml:space="preserve">partially filled out the table and requested that the other team members </w:t>
-            </w:r>
-            <w:r>
-              <w:rPr>
-                <w:sz w:val="20"/>
-                <w:szCs w:val="20"/>
-              </w:rPr>
-              <w:t>fill their required sections.</w:t>
+              <w:t xml:space="preserve"> </w:t>
             </w:r>
           </w:p>
         </w:tc>
@@ -1563,7 +1533,6 @@
           <w:sz w:val="32"/>
           <w:szCs w:val="32"/>
         </w:rPr>
-        <w:lastRenderedPageBreak/>
         <w:t xml:space="preserve">Section </w:t>
       </w:r>
       <w:r>
@@ -1709,21 +1678,7 @@
               <w:rPr>
                 <w:color w:val="0070C0"/>
               </w:rPr>
-              <w:t xml:space="preserve">event creation, entry of dummy events in </w:t>
-            </w:r>
-            <w:proofErr w:type="spellStart"/>
-            <w:r>
-              <w:rPr>
-                <w:color w:val="0070C0"/>
-              </w:rPr>
-              <w:t>db</w:t>
-            </w:r>
-            <w:proofErr w:type="spellEnd"/>
-            <w:r>
-              <w:rPr>
-                <w:color w:val="0070C0"/>
-              </w:rPr>
-              <w:t xml:space="preserve">, </w:t>
+              <w:t xml:space="preserve">event creation, entry of dummy events in db, </w:t>
             </w:r>
             <w:r>
               <w:rPr>
@@ -1850,7 +1805,7 @@
               <w:rPr>
                 <w:color w:val="0070C0"/>
               </w:rPr>
-              <w:t>Full name of team member 4</w:t>
+              <w:t>Santo Rae</w:t>
             </w:r>
           </w:p>
         </w:tc>
@@ -1868,21 +1823,7 @@
               <w:rPr>
                 <w:color w:val="0070C0"/>
               </w:rPr>
-              <w:t xml:space="preserve">I setup the repository and tweaked the front end to be able to work with the flask application. For example, changing the declarations in the </w:t>
-            </w:r>
-            <w:proofErr w:type="spellStart"/>
-            <w:r>
-              <w:rPr>
-                <w:color w:val="0070C0"/>
-              </w:rPr>
-              <w:t>href</w:t>
-            </w:r>
-            <w:proofErr w:type="spellEnd"/>
-            <w:r>
-              <w:rPr>
-                <w:color w:val="0070C0"/>
-              </w:rPr>
-              <w:t xml:space="preserve"> tags or link tags to be in the format that flask works with. I also implemented the dynamic rendering with base.html and html templates. For the backend functionality, I made the User Created Events html page to show the events based off the database (I think later was modified by another group member to incorporate a bit better).</w:t>
+              <w:t>I setup the repository and tweaked the front end to be able to work with the flask application. For example, changing the declarations in the href tags or link tags to be in the format that flask works with. I also implemented the dynamic rendering with base.html and html templates. For the backend functionality, I made the User Created Events html page to show the events based off the database (I think later was modified by another group member to incorporate a bit better).</w:t>
             </w:r>
           </w:p>
         </w:tc>
@@ -1985,33 +1926,7 @@
           <w:sz w:val="32"/>
           <w:szCs w:val="32"/>
         </w:rPr>
-        <w:t xml:space="preserve">git </w:t>
-      </w:r>
-      <w:proofErr w:type="spellStart"/>
-      <w:r>
-        <w:rPr>
-          <w:rStyle w:val="Strong"/>
-          <w:rFonts w:ascii="Segoe UI" w:eastAsiaTheme="majorEastAsia" w:hAnsi="Segoe UI" w:cs="Segoe UI"/>
-          <w:b w:val="0"/>
-          <w:bCs w:val="0"/>
-          <w:color w:val="404040"/>
-          <w:sz w:val="32"/>
-          <w:szCs w:val="32"/>
-        </w:rPr>
-        <w:t>shortlog</w:t>
-      </w:r>
-      <w:proofErr w:type="spellEnd"/>
-      <w:r>
-        <w:rPr>
-          <w:rStyle w:val="Strong"/>
-          <w:rFonts w:ascii="Segoe UI" w:eastAsiaTheme="majorEastAsia" w:hAnsi="Segoe UI" w:cs="Segoe UI"/>
-          <w:b w:val="0"/>
-          <w:bCs w:val="0"/>
-          <w:color w:val="404040"/>
-          <w:sz w:val="32"/>
-          <w:szCs w:val="32"/>
-        </w:rPr>
-        <w:t xml:space="preserve"> &gt; output.txt</w:t>
+        <w:t>git shortlog &gt; output.txt</w:t>
       </w:r>
     </w:p>
     <w:p>
@@ -2096,25 +2011,7 @@
           <w:sz w:val="16"/>
           <w:szCs w:val="16"/>
         </w:rPr>
-        <w:t xml:space="preserve">      Login page </w:t>
-      </w:r>
-      <w:proofErr w:type="spellStart"/>
-      <w:r>
-        <w:rPr>
-          <w:color w:val="0070C0"/>
-          <w:sz w:val="16"/>
-          <w:szCs w:val="16"/>
-        </w:rPr>
-        <w:t>sortof</w:t>
-      </w:r>
-      <w:proofErr w:type="spellEnd"/>
-      <w:r>
-        <w:rPr>
-          <w:color w:val="0070C0"/>
-          <w:sz w:val="16"/>
-          <w:szCs w:val="16"/>
-        </w:rPr>
-        <w:t xml:space="preserve"> implemented on log out button...</w:t>
+        <w:t xml:space="preserve">      Login page sortof implemented on log out button...</w:t>
       </w:r>
     </w:p>
     <w:p>
@@ -2165,25 +2062,7 @@
           <w:sz w:val="16"/>
           <w:szCs w:val="16"/>
         </w:rPr>
-        <w:t xml:space="preserve">      Created event creation form using </w:t>
-      </w:r>
-      <w:proofErr w:type="spellStart"/>
-      <w:r>
-        <w:rPr>
-          <w:color w:val="0070C0"/>
-          <w:sz w:val="16"/>
-          <w:szCs w:val="16"/>
-        </w:rPr>
-        <w:t>wtforms</w:t>
-      </w:r>
-      <w:proofErr w:type="spellEnd"/>
-      <w:r>
-        <w:rPr>
-          <w:color w:val="0070C0"/>
-          <w:sz w:val="16"/>
-          <w:szCs w:val="16"/>
-        </w:rPr>
-        <w:t xml:space="preserve"> and got form data going into database</w:t>
+        <w:t xml:space="preserve">      Created event creation form using wtforms and got form data going into database</w:t>
       </w:r>
     </w:p>
     <w:p>
@@ -2217,25 +2096,7 @@
           <w:sz w:val="16"/>
           <w:szCs w:val="16"/>
         </w:rPr>
-        <w:t xml:space="preserve">      fixed </w:t>
-      </w:r>
-      <w:proofErr w:type="spellStart"/>
-      <w:r>
-        <w:rPr>
-          <w:color w:val="0070C0"/>
-          <w:sz w:val="16"/>
-          <w:szCs w:val="16"/>
-        </w:rPr>
-        <w:t>event.db</w:t>
-      </w:r>
-      <w:proofErr w:type="spellEnd"/>
-      <w:r>
-        <w:rPr>
-          <w:color w:val="0070C0"/>
-          <w:sz w:val="16"/>
-          <w:szCs w:val="16"/>
-        </w:rPr>
-        <w:t xml:space="preserve"> git syncing</w:t>
+        <w:t xml:space="preserve">      fixed event.db git syncing</w:t>
       </w:r>
     </w:p>
     <w:p>
@@ -2286,18 +2147,8 @@
           <w:sz w:val="16"/>
           <w:szCs w:val="16"/>
         </w:rPr>
-        <w:t xml:space="preserve">      Added multiple uploads for event images and added 1st event to </w:t>
-      </w:r>
-      <w:proofErr w:type="spellStart"/>
-      <w:r>
-        <w:rPr>
-          <w:color w:val="0070C0"/>
-          <w:sz w:val="16"/>
-          <w:szCs w:val="16"/>
-        </w:rPr>
-        <w:t>db</w:t>
-      </w:r>
-      <w:proofErr w:type="spellEnd"/>
+        <w:t xml:space="preserve">      Added multiple uploads for event images and added 1st event to db</w:t>
+      </w:r>
     </w:p>
     <w:p>
       <w:pPr>
@@ -2364,18 +2215,8 @@
           <w:sz w:val="16"/>
           <w:szCs w:val="16"/>
         </w:rPr>
-        <w:t xml:space="preserve">      Merge pull request #34 from santo1827/feature/</w:t>
-      </w:r>
-      <w:proofErr w:type="spellStart"/>
-      <w:r>
-        <w:rPr>
-          <w:color w:val="0070C0"/>
-          <w:sz w:val="16"/>
-          <w:szCs w:val="16"/>
-        </w:rPr>
-        <w:t>nodir</w:t>
-      </w:r>
-      <w:proofErr w:type="spellEnd"/>
+        <w:t xml:space="preserve">      Merge pull request #34 from santo1827/feature/nodir</w:t>
+      </w:r>
     </w:p>
     <w:p>
       <w:pPr>
@@ -2408,41 +2249,41 @@
           <w:sz w:val="16"/>
           <w:szCs w:val="16"/>
         </w:rPr>
+        <w:t xml:space="preserve">      Shows events by category on main page, pulls categories from DB, added category icons to DB</w:t>
+      </w:r>
+    </w:p>
+    <w:p>
+      <w:pPr>
+        <w:rPr>
+          <w:color w:val="0070C0"/>
+          <w:sz w:val="16"/>
+          <w:szCs w:val="16"/>
+        </w:rPr>
+      </w:pPr>
+      <w:r>
+        <w:rPr>
+          <w:color w:val="0070C0"/>
+          <w:sz w:val="16"/>
+          <w:szCs w:val="16"/>
+        </w:rPr>
+        <w:t xml:space="preserve">      Added correct event display page with category links</w:t>
+      </w:r>
+    </w:p>
+    <w:p>
+      <w:pPr>
+        <w:rPr>
+          <w:color w:val="0070C0"/>
+          <w:sz w:val="16"/>
+          <w:szCs w:val="16"/>
+        </w:rPr>
+      </w:pPr>
+      <w:r>
+        <w:rPr>
+          <w:color w:val="0070C0"/>
+          <w:sz w:val="16"/>
+          <w:szCs w:val="16"/>
+        </w:rPr>
         <w:lastRenderedPageBreak/>
-        <w:t xml:space="preserve">      Shows events by category on main page, pulls categories from DB, added category icons to DB</w:t>
-      </w:r>
-    </w:p>
-    <w:p>
-      <w:pPr>
-        <w:rPr>
-          <w:color w:val="0070C0"/>
-          <w:sz w:val="16"/>
-          <w:szCs w:val="16"/>
-        </w:rPr>
-      </w:pPr>
-      <w:r>
-        <w:rPr>
-          <w:color w:val="0070C0"/>
-          <w:sz w:val="16"/>
-          <w:szCs w:val="16"/>
-        </w:rPr>
-        <w:t xml:space="preserve">      Added correct event display page with category links</w:t>
-      </w:r>
-    </w:p>
-    <w:p>
-      <w:pPr>
-        <w:rPr>
-          <w:color w:val="0070C0"/>
-          <w:sz w:val="16"/>
-          <w:szCs w:val="16"/>
-        </w:rPr>
-      </w:pPr>
-      <w:r>
-        <w:rPr>
-          <w:color w:val="0070C0"/>
-          <w:sz w:val="16"/>
-          <w:szCs w:val="16"/>
-        </w:rPr>
         <w:t xml:space="preserve">      Merge branch 'main' of https://github.com/santo1827/IAB207-G45</w:t>
       </w:r>
     </w:p>
@@ -2528,25 +2369,7 @@
           <w:sz w:val="16"/>
           <w:szCs w:val="16"/>
         </w:rPr>
-        <w:t xml:space="preserve">      Not allowing duplicate event creation and fixed </w:t>
-      </w:r>
-      <w:proofErr w:type="spellStart"/>
-      <w:r>
-        <w:rPr>
-          <w:color w:val="0070C0"/>
-          <w:sz w:val="16"/>
-          <w:szCs w:val="16"/>
-        </w:rPr>
-        <w:t>filepath</w:t>
-      </w:r>
-      <w:proofErr w:type="spellEnd"/>
-      <w:r>
-        <w:rPr>
-          <w:color w:val="0070C0"/>
-          <w:sz w:val="16"/>
-          <w:szCs w:val="16"/>
-        </w:rPr>
-        <w:t xml:space="preserve"> issue for images</w:t>
+        <w:t xml:space="preserve">      Not allowing duplicate event creation and fixed filepath issue for images</w:t>
       </w:r>
     </w:p>
     <w:p>
@@ -2699,78 +2522,24 @@
           <w:sz w:val="16"/>
           <w:szCs w:val="16"/>
         </w:rPr>
-        <w:t xml:space="preserve">      Main </w:t>
-      </w:r>
-      <w:proofErr w:type="gramStart"/>
-      <w:r>
-        <w:rPr>
-          <w:color w:val="0070C0"/>
-          <w:sz w:val="16"/>
-          <w:szCs w:val="16"/>
-        </w:rPr>
-        <w:t>page</w:t>
-      </w:r>
-      <w:proofErr w:type="gramEnd"/>
-      <w:r>
-        <w:rPr>
-          <w:color w:val="0070C0"/>
-          <w:sz w:val="16"/>
-          <w:szCs w:val="16"/>
-        </w:rPr>
-        <w:t xml:space="preserve"> show upcoming and past events</w:t>
-      </w:r>
-    </w:p>
-    <w:p>
-      <w:pPr>
-        <w:rPr>
-          <w:color w:val="0070C0"/>
-          <w:sz w:val="16"/>
-          <w:szCs w:val="16"/>
-        </w:rPr>
-      </w:pPr>
-      <w:r>
-        <w:rPr>
-          <w:color w:val="0070C0"/>
-          <w:sz w:val="16"/>
-          <w:szCs w:val="16"/>
-        </w:rPr>
-        <w:t xml:space="preserve">      Removed duplicate </w:t>
-      </w:r>
-      <w:proofErr w:type="spellStart"/>
-      <w:r>
-        <w:rPr>
-          <w:color w:val="0070C0"/>
-          <w:sz w:val="16"/>
-          <w:szCs w:val="16"/>
-        </w:rPr>
-        <w:t>view_event</w:t>
-      </w:r>
-      <w:proofErr w:type="spellEnd"/>
-      <w:r>
-        <w:rPr>
-          <w:color w:val="0070C0"/>
-          <w:sz w:val="16"/>
-          <w:szCs w:val="16"/>
-        </w:rPr>
-        <w:t xml:space="preserve"> and </w:t>
-      </w:r>
-      <w:proofErr w:type="spellStart"/>
-      <w:r>
-        <w:rPr>
-          <w:color w:val="0070C0"/>
-          <w:sz w:val="16"/>
-          <w:szCs w:val="16"/>
-        </w:rPr>
-        <w:t>event_details</w:t>
-      </w:r>
-      <w:proofErr w:type="spellEnd"/>
-      <w:r>
-        <w:rPr>
-          <w:color w:val="0070C0"/>
-          <w:sz w:val="16"/>
-          <w:szCs w:val="16"/>
-        </w:rPr>
-        <w:t xml:space="preserve"> views and fixed 'My Events' page</w:t>
+        <w:t xml:space="preserve">      Main page show upcoming and past events</w:t>
+      </w:r>
+    </w:p>
+    <w:p>
+      <w:pPr>
+        <w:rPr>
+          <w:color w:val="0070C0"/>
+          <w:sz w:val="16"/>
+          <w:szCs w:val="16"/>
+        </w:rPr>
+      </w:pPr>
+      <w:r>
+        <w:rPr>
+          <w:color w:val="0070C0"/>
+          <w:sz w:val="16"/>
+          <w:szCs w:val="16"/>
+        </w:rPr>
+        <w:t xml:space="preserve">      Removed duplicate view_event and event_details views and fixed 'My Events' page</w:t>
       </w:r>
     </w:p>
     <w:p>
@@ -3042,18 +2811,8 @@
           <w:sz w:val="16"/>
           <w:szCs w:val="16"/>
         </w:rPr>
-        <w:t xml:space="preserve">      Merge pull request #65 from santo1827/</w:t>
-      </w:r>
-      <w:proofErr w:type="spellStart"/>
-      <w:r>
-        <w:rPr>
-          <w:color w:val="0070C0"/>
-          <w:sz w:val="16"/>
-          <w:szCs w:val="16"/>
-        </w:rPr>
-        <w:t>tiernan</w:t>
-      </w:r>
-      <w:proofErr w:type="spellEnd"/>
+        <w:t xml:space="preserve">      Merge pull request #65 from santo1827/tiernan</w:t>
+      </w:r>
     </w:p>
     <w:p>
       <w:pPr>
@@ -3103,18 +2862,8 @@
           <w:sz w:val="16"/>
           <w:szCs w:val="16"/>
         </w:rPr>
-        <w:t xml:space="preserve">      added username to reviews section per </w:t>
-      </w:r>
-      <w:proofErr w:type="spellStart"/>
-      <w:r>
-        <w:rPr>
-          <w:color w:val="0070C0"/>
-          <w:sz w:val="16"/>
-          <w:szCs w:val="16"/>
-        </w:rPr>
-        <w:t>cra</w:t>
-      </w:r>
-      <w:proofErr w:type="spellEnd"/>
+        <w:t xml:space="preserve">      added username to reviews section per cra</w:t>
+      </w:r>
     </w:p>
     <w:p>
       <w:pPr>
@@ -3241,185 +2990,41 @@
           <w:sz w:val="16"/>
           <w:szCs w:val="16"/>
         </w:rPr>
-        <w:t xml:space="preserve">      Added </w:t>
-      </w:r>
-      <w:proofErr w:type="spellStart"/>
-      <w:r>
-        <w:rPr>
-          <w:color w:val="0070C0"/>
-          <w:sz w:val="16"/>
-          <w:szCs w:val="16"/>
-        </w:rPr>
-        <w:t>LogIn</w:t>
-      </w:r>
-      <w:proofErr w:type="spellEnd"/>
-      <w:r>
-        <w:rPr>
-          <w:color w:val="0070C0"/>
-          <w:sz w:val="16"/>
-          <w:szCs w:val="16"/>
-        </w:rPr>
-        <w:t xml:space="preserve"> and </w:t>
-      </w:r>
-      <w:proofErr w:type="spellStart"/>
-      <w:r>
-        <w:rPr>
-          <w:color w:val="0070C0"/>
-          <w:sz w:val="16"/>
-          <w:szCs w:val="16"/>
-        </w:rPr>
-        <w:t>SignUp</w:t>
-      </w:r>
-      <w:proofErr w:type="spellEnd"/>
-      <w:r>
-        <w:rPr>
-          <w:color w:val="0070C0"/>
-          <w:sz w:val="16"/>
-          <w:szCs w:val="16"/>
-        </w:rPr>
-        <w:t xml:space="preserve"> pages, </w:t>
-      </w:r>
-      <w:proofErr w:type="gramStart"/>
-      <w:r>
-        <w:rPr>
-          <w:color w:val="0070C0"/>
-          <w:sz w:val="16"/>
-          <w:szCs w:val="16"/>
-        </w:rPr>
-        <w:t>Changed</w:t>
-      </w:r>
-      <w:proofErr w:type="gramEnd"/>
-      <w:r>
-        <w:rPr>
-          <w:color w:val="0070C0"/>
-          <w:sz w:val="16"/>
-          <w:szCs w:val="16"/>
-        </w:rPr>
-        <w:t xml:space="preserve"> base.html to render different messages depending on the </w:t>
-      </w:r>
-      <w:proofErr w:type="gramStart"/>
-      <w:r>
-        <w:rPr>
-          <w:color w:val="0070C0"/>
-          <w:sz w:val="16"/>
-          <w:szCs w:val="16"/>
-        </w:rPr>
-        <w:t>users</w:t>
-      </w:r>
-      <w:proofErr w:type="gramEnd"/>
-      <w:r>
-        <w:rPr>
-          <w:color w:val="0070C0"/>
-          <w:sz w:val="16"/>
-          <w:szCs w:val="16"/>
-        </w:rPr>
-        <w:t xml:space="preserve"> status (Logged in or not)</w:t>
-      </w:r>
-    </w:p>
-    <w:p>
-      <w:pPr>
-        <w:rPr>
-          <w:color w:val="0070C0"/>
-          <w:sz w:val="16"/>
-          <w:szCs w:val="16"/>
-        </w:rPr>
-      </w:pPr>
-      <w:r>
-        <w:rPr>
-          <w:color w:val="0070C0"/>
-          <w:sz w:val="16"/>
-          <w:szCs w:val="16"/>
-        </w:rPr>
-        <w:t xml:space="preserve">      Added unique IDs to all forms and buttons for accessibility and clarity. Updated </w:t>
-      </w:r>
-      <w:proofErr w:type="spellStart"/>
-      <w:r>
-        <w:rPr>
-          <w:color w:val="0070C0"/>
-          <w:sz w:val="16"/>
-          <w:szCs w:val="16"/>
-        </w:rPr>
-        <w:t>UserBookingHistory</w:t>
-      </w:r>
-      <w:proofErr w:type="spellEnd"/>
-      <w:r>
-        <w:rPr>
-          <w:color w:val="0070C0"/>
-          <w:sz w:val="16"/>
-          <w:szCs w:val="16"/>
-        </w:rPr>
-        <w:t xml:space="preserve"> page (now accessible via the Booking History button). Enhanced </w:t>
-      </w:r>
-      <w:proofErr w:type="spellStart"/>
-      <w:r>
-        <w:rPr>
-          <w:color w:val="0070C0"/>
-          <w:sz w:val="16"/>
-          <w:szCs w:val="16"/>
-        </w:rPr>
-        <w:t>CreatedEvents</w:t>
-      </w:r>
-      <w:proofErr w:type="spellEnd"/>
-      <w:r>
-        <w:rPr>
-          <w:color w:val="0070C0"/>
-          <w:sz w:val="16"/>
-          <w:szCs w:val="16"/>
-        </w:rPr>
-        <w:t xml:space="preserve"> page with View, Edit, and Delete functionality (partial implementation — pending account creation for full testing).</w:t>
-      </w:r>
-    </w:p>
-    <w:p>
-      <w:pPr>
-        <w:rPr>
-          <w:color w:val="0070C0"/>
-          <w:sz w:val="16"/>
-          <w:szCs w:val="16"/>
-        </w:rPr>
-      </w:pPr>
-      <w:r>
-        <w:rPr>
-          <w:color w:val="0070C0"/>
-          <w:sz w:val="16"/>
-          <w:szCs w:val="16"/>
-        </w:rPr>
-        <w:t xml:space="preserve">      </w:t>
-      </w:r>
-      <w:proofErr w:type="spellStart"/>
-      <w:r>
-        <w:rPr>
-          <w:color w:val="0070C0"/>
-          <w:sz w:val="16"/>
-          <w:szCs w:val="16"/>
-        </w:rPr>
-        <w:t>MyEvents</w:t>
-      </w:r>
-      <w:proofErr w:type="spellEnd"/>
-      <w:r>
-        <w:rPr>
-          <w:color w:val="0070C0"/>
-          <w:sz w:val="16"/>
-          <w:szCs w:val="16"/>
-        </w:rPr>
-        <w:t xml:space="preserve"> and </w:t>
-      </w:r>
-      <w:proofErr w:type="spellStart"/>
-      <w:r>
-        <w:rPr>
-          <w:color w:val="0070C0"/>
-          <w:sz w:val="16"/>
-          <w:szCs w:val="16"/>
-        </w:rPr>
-        <w:t>MyBookinsHistory</w:t>
-      </w:r>
-      <w:proofErr w:type="spellEnd"/>
-      <w:r>
-        <w:rPr>
-          <w:color w:val="0070C0"/>
-          <w:sz w:val="16"/>
-          <w:szCs w:val="16"/>
-        </w:rPr>
-        <w:t xml:space="preserve"> is only accessible and visible to logged in users</w:t>
+        <w:t xml:space="preserve">      Added LogIn and SignUp pages, Changed base.html to render different messages depending on the users status (Logged in or not)</w:t>
+      </w:r>
+    </w:p>
+    <w:p>
+      <w:pPr>
+        <w:rPr>
+          <w:color w:val="0070C0"/>
+          <w:sz w:val="16"/>
+          <w:szCs w:val="16"/>
+        </w:rPr>
+      </w:pPr>
+      <w:r>
+        <w:rPr>
+          <w:color w:val="0070C0"/>
+          <w:sz w:val="16"/>
+          <w:szCs w:val="16"/>
+        </w:rPr>
+        <w:t xml:space="preserve">      Added unique IDs to all forms and buttons for accessibility and clarity. Updated UserBookingHistory page (now accessible via the Booking History button). Enhanced CreatedEvents page with View, Edit, and Delete functionality (partial implementation — pending account creation for full testing).</w:t>
+      </w:r>
+    </w:p>
+    <w:p>
+      <w:pPr>
+        <w:rPr>
+          <w:color w:val="0070C0"/>
+          <w:sz w:val="16"/>
+          <w:szCs w:val="16"/>
+        </w:rPr>
+      </w:pPr>
+      <w:r>
+        <w:rPr>
+          <w:color w:val="0070C0"/>
+          <w:sz w:val="16"/>
+          <w:szCs w:val="16"/>
+        </w:rPr>
+        <w:t xml:space="preserve">      MyEvents and MyBookinsHistory is only accessible and visible to logged in users</w:t>
       </w:r>
     </w:p>
     <w:p>
@@ -3453,25 +3058,7 @@
           <w:sz w:val="16"/>
           <w:szCs w:val="16"/>
         </w:rPr>
-        <w:t xml:space="preserve">      changed time </w:t>
-      </w:r>
-      <w:proofErr w:type="spellStart"/>
-      <w:r>
-        <w:rPr>
-          <w:color w:val="0070C0"/>
-          <w:sz w:val="16"/>
-          <w:szCs w:val="16"/>
-        </w:rPr>
-        <w:t>formating</w:t>
-      </w:r>
-      <w:proofErr w:type="spellEnd"/>
-      <w:r>
-        <w:rPr>
-          <w:color w:val="0070C0"/>
-          <w:sz w:val="16"/>
-          <w:szCs w:val="16"/>
-        </w:rPr>
-        <w:t xml:space="preserve"> in cards</w:t>
+        <w:t xml:space="preserve">      changed time formating in cards</w:t>
       </w:r>
     </w:p>
     <w:p>
@@ -3582,36 +3169,8 @@
           <w:sz w:val="16"/>
           <w:szCs w:val="16"/>
         </w:rPr>
-        <w:t xml:space="preserve">      Dynamic </w:t>
-      </w:r>
-      <w:proofErr w:type="spellStart"/>
-      <w:r>
-        <w:rPr>
-          <w:color w:val="0070C0"/>
-          <w:sz w:val="16"/>
-          <w:szCs w:val="16"/>
-        </w:rPr>
-        <w:t>EventDetails</w:t>
-      </w:r>
-      <w:proofErr w:type="spellEnd"/>
-      <w:r>
-        <w:rPr>
-          <w:color w:val="0070C0"/>
-          <w:sz w:val="16"/>
-          <w:szCs w:val="16"/>
-        </w:rPr>
-        <w:t xml:space="preserve"> </w:t>
-      </w:r>
-      <w:proofErr w:type="spellStart"/>
-      <w:r>
-        <w:rPr>
-          <w:color w:val="0070C0"/>
-          <w:sz w:val="16"/>
-          <w:szCs w:val="16"/>
-        </w:rPr>
-        <w:t>DateTime</w:t>
-      </w:r>
-      <w:proofErr w:type="spellEnd"/>
+        <w:t xml:space="preserve">      Dynamic EventDetails DateTime</w:t>
+      </w:r>
     </w:p>
     <w:p>
       <w:pPr>
@@ -3687,28 +3246,8 @@
           <w:sz w:val="16"/>
           <w:szCs w:val="16"/>
         </w:rPr>
-        <w:t xml:space="preserve">      fix </w:t>
-      </w:r>
-      <w:proofErr w:type="gramStart"/>
-      <w:r>
-        <w:rPr>
-          <w:color w:val="0070C0"/>
-          <w:sz w:val="16"/>
-          <w:szCs w:val="16"/>
-        </w:rPr>
-        <w:t>for .</w:t>
-      </w:r>
-      <w:proofErr w:type="spellStart"/>
-      <w:r>
-        <w:rPr>
-          <w:color w:val="0070C0"/>
-          <w:sz w:val="16"/>
-          <w:szCs w:val="16"/>
-        </w:rPr>
-        <w:t>gitignore</w:t>
-      </w:r>
-      <w:proofErr w:type="spellEnd"/>
-      <w:proofErr w:type="gramEnd"/>
+        <w:t xml:space="preserve">      fix for .gitignore</w:t>
+      </w:r>
     </w:p>
     <w:p>
       <w:pPr>
@@ -3809,18 +3348,8 @@
           <w:sz w:val="16"/>
           <w:szCs w:val="16"/>
         </w:rPr>
-        <w:t xml:space="preserve">      Merge pull request #20 from santo1827/feature/</w:t>
-      </w:r>
-      <w:proofErr w:type="spellStart"/>
-      <w:r>
-        <w:rPr>
-          <w:color w:val="0070C0"/>
-          <w:sz w:val="16"/>
-          <w:szCs w:val="16"/>
-        </w:rPr>
-        <w:t>santo</w:t>
-      </w:r>
-      <w:proofErr w:type="spellEnd"/>
+        <w:t xml:space="preserve">      Merge pull request #20 from santo1827/feature/santo</w:t>
+      </w:r>
     </w:p>
     <w:p>
       <w:pPr>
@@ -3853,59 +3382,41 @@
           <w:sz w:val="16"/>
           <w:szCs w:val="16"/>
         </w:rPr>
+        <w:t xml:space="preserve">      Added commenting and started database query code</w:t>
+      </w:r>
+    </w:p>
+    <w:p>
+      <w:pPr>
+        <w:rPr>
+          <w:color w:val="0070C0"/>
+          <w:sz w:val="16"/>
+          <w:szCs w:val="16"/>
+        </w:rPr>
+      </w:pPr>
+      <w:r>
+        <w:rPr>
+          <w:color w:val="0070C0"/>
+          <w:sz w:val="16"/>
+          <w:szCs w:val="16"/>
+        </w:rPr>
+        <w:t xml:space="preserve">      Got database querying ready to go, commiting before working on FE rendering</w:t>
+      </w:r>
+    </w:p>
+    <w:p>
+      <w:pPr>
+        <w:rPr>
+          <w:color w:val="0070C0"/>
+          <w:sz w:val="16"/>
+          <w:szCs w:val="16"/>
+        </w:rPr>
+      </w:pPr>
+      <w:r>
+        <w:rPr>
+          <w:color w:val="0070C0"/>
+          <w:sz w:val="16"/>
+          <w:szCs w:val="16"/>
+        </w:rPr>
         <w:lastRenderedPageBreak/>
-        <w:t xml:space="preserve">      Added commenting and started database query code</w:t>
-      </w:r>
-    </w:p>
-    <w:p>
-      <w:pPr>
-        <w:rPr>
-          <w:color w:val="0070C0"/>
-          <w:sz w:val="16"/>
-          <w:szCs w:val="16"/>
-        </w:rPr>
-      </w:pPr>
-      <w:r>
-        <w:rPr>
-          <w:color w:val="0070C0"/>
-          <w:sz w:val="16"/>
-          <w:szCs w:val="16"/>
-        </w:rPr>
-        <w:t xml:space="preserve">      Got database querying ready to go, </w:t>
-      </w:r>
-      <w:proofErr w:type="spellStart"/>
-      <w:r>
-        <w:rPr>
-          <w:color w:val="0070C0"/>
-          <w:sz w:val="16"/>
-          <w:szCs w:val="16"/>
-        </w:rPr>
-        <w:t>commiting</w:t>
-      </w:r>
-      <w:proofErr w:type="spellEnd"/>
-      <w:r>
-        <w:rPr>
-          <w:color w:val="0070C0"/>
-          <w:sz w:val="16"/>
-          <w:szCs w:val="16"/>
-        </w:rPr>
-        <w:t xml:space="preserve"> before working on FE rendering</w:t>
-      </w:r>
-    </w:p>
-    <w:p>
-      <w:pPr>
-        <w:rPr>
-          <w:color w:val="0070C0"/>
-          <w:sz w:val="16"/>
-          <w:szCs w:val="16"/>
-        </w:rPr>
-      </w:pPr>
-      <w:r>
-        <w:rPr>
-          <w:color w:val="0070C0"/>
-          <w:sz w:val="16"/>
-          <w:szCs w:val="16"/>
-        </w:rPr>
         <w:t xml:space="preserve">      UI rendering from database to My Events page</w:t>
       </w:r>
     </w:p>
@@ -3957,25 +3468,7 @@
           <w:sz w:val="16"/>
           <w:szCs w:val="16"/>
         </w:rPr>
-        <w:t xml:space="preserve">      </w:t>
-      </w:r>
-      <w:proofErr w:type="spellStart"/>
-      <w:r>
-        <w:rPr>
-          <w:color w:val="0070C0"/>
-          <w:sz w:val="16"/>
-          <w:szCs w:val="16"/>
-        </w:rPr>
-        <w:t>Stoped</w:t>
-      </w:r>
-      <w:proofErr w:type="spellEnd"/>
-      <w:r>
-        <w:rPr>
-          <w:color w:val="0070C0"/>
-          <w:sz w:val="16"/>
-          <w:szCs w:val="16"/>
-        </w:rPr>
-        <w:t xml:space="preserve"> tracking DB Changes locally</w:t>
+        <w:t xml:space="preserve">      Stoped tracking DB Changes locally</w:t>
       </w:r>
     </w:p>
     <w:p>
@@ -4026,18 +3519,8 @@
           <w:sz w:val="16"/>
           <w:szCs w:val="16"/>
         </w:rPr>
-        <w:t xml:space="preserve">      Merge pull request #30 from santo1827/feature/</w:t>
-      </w:r>
-      <w:proofErr w:type="spellStart"/>
-      <w:r>
-        <w:rPr>
-          <w:color w:val="0070C0"/>
-          <w:sz w:val="16"/>
-          <w:szCs w:val="16"/>
-        </w:rPr>
-        <w:t>dbbrowse</w:t>
-      </w:r>
-      <w:proofErr w:type="spellEnd"/>
+        <w:t xml:space="preserve">      Merge pull request #30 from santo1827/feature/dbbrowse</w:t>
+      </w:r>
     </w:p>
     <w:p>
       <w:pPr>
@@ -4068,18 +3551,8 @@
           <w:sz w:val="16"/>
           <w:szCs w:val="16"/>
         </w:rPr>
-        <w:t xml:space="preserve">      Merge pull request #31 from santo1827/feature/</w:t>
-      </w:r>
-      <w:proofErr w:type="spellStart"/>
-      <w:r>
-        <w:rPr>
-          <w:color w:val="0070C0"/>
-          <w:sz w:val="16"/>
-          <w:szCs w:val="16"/>
-        </w:rPr>
-        <w:t>dbbrowse</w:t>
-      </w:r>
-      <w:proofErr w:type="spellEnd"/>
+        <w:t xml:space="preserve">      Merge pull request #31 from santo1827/feature/dbbrowse</w:t>
+      </w:r>
     </w:p>
     <w:p>
       <w:pPr>
@@ -4643,6 +4116,7 @@
         <w:rPr>
           <w:rStyle w:val="Strong"/>
           <w:rFonts w:ascii="Segoe UI" w:eastAsiaTheme="majorEastAsia" w:hAnsi="Segoe UI" w:cs="Segoe UI"/>
+          <w:noProof/>
           <w:color w:val="404040"/>
           <w:sz w:val="32"/>
           <w:szCs w:val="32"/>
